--- a/masters-guide/MastersGuide.docx
+++ b/masters-guide/MastersGuide.docx
@@ -16,10 +16,11 @@
           <w:b/>
           <w:bCs/>
           <w:color w:val="D2691E"/>
+          <w:spacing w:val="40"/>
           <w:sz w:val="88"/>
           <w:szCs w:val="88"/>
         </w:rPr>
-        <w:t xml:space="preserve">Ludify RPL</w:t>
+        <w:t xml:space="preserve">LUDUS</w:t>
       </w:r>
     </w:p>
     <w:p>
@@ -32,7 +33,7 @@
           <w:sz w:val="30"/>
           <w:szCs w:val="30"/>
         </w:rPr>
-        <w:t xml:space="preserve">Roleplaying Language</w:t>
+        <w:t xml:space="preserve">A Ludify language roleplaying system</w:t>
       </w:r>
     </w:p>
     <w:p>
@@ -1059,7 +1060,7 @@
           <w:sz w:val="22"/>
           <w:szCs w:val="22"/>
         </w:rPr>
-        <w:t xml:space="preserve">Ludify RPL</w:t>
+        <w:t xml:space="preserve">Ludus</w:t>
       </w:r>
       <w:r>
         <w:rPr>
@@ -1306,7 +1307,7 @@
           <w:sz w:val="22"/>
           <w:szCs w:val="22"/>
         </w:rPr>
-        <w:t xml:space="preserve">Ludify RPL</w:t>
+        <w:t xml:space="preserve">Ludus</w:t>
       </w:r>
       <w:r>
         <w:rPr>
@@ -4157,7 +4158,7 @@
           <w:sz w:val="22"/>
           <w:szCs w:val="22"/>
         </w:rPr>
-        <w:t xml:space="preserve">Ludify RPL</w:t>
+        <w:t xml:space="preserve">Ludus</w:t>
       </w:r>
       <w:r>
         <w:rPr>
@@ -7825,7 +7826,7 @@
           <w:bCs/>
           <w:i w:val="false"/>
           <w:iCs w:val="false"/>
-          <w:color w:val="2A78D6"/>
+          <w:color w:val="D2691E"/>
           <w:sz w:val="22"/>
           <w:szCs w:val="22"/>
         </w:rPr>
@@ -8366,7 +8367,7 @@
               <w:rPr>
                 <w:b/>
                 <w:bCs/>
-                <w:color w:val="2A78D6"/>
+                <w:color w:val="D2691E"/>
                 <w:sz w:val="20"/>
                 <w:szCs w:val="20"/>
               </w:rPr>
@@ -8384,7 +8385,7 @@
               <w:rPr>
                 <w:b/>
                 <w:bCs/>
-                <w:color w:val="2A78D6"/>
+                <w:color w:val="D2691E"/>
                 <w:sz w:val="20"/>
                 <w:szCs w:val="20"/>
               </w:rPr>
@@ -8995,7 +8996,7 @@
           <w:bCs/>
           <w:i w:val="false"/>
           <w:iCs w:val="false"/>
-          <w:color w:val="2A78D6"/>
+          <w:color w:val="D2691E"/>
           <w:sz w:val="22"/>
           <w:szCs w:val="22"/>
         </w:rPr>
@@ -12003,7 +12004,7 @@
                 <w:bCs/>
                 <w:i/>
                 <w:iCs/>
-                <w:color w:val="2A78D6"/>
+                <w:color w:val="D2691E"/>
                 <w:sz w:val="22"/>
                 <w:szCs w:val="22"/>
               </w:rPr>
@@ -12094,7 +12095,7 @@
           <w:bCs/>
           <w:i w:val="false"/>
           <w:iCs w:val="false"/>
-          <w:color w:val="2A78D6"/>
+          <w:color w:val="D2691E"/>
           <w:sz w:val="22"/>
           <w:szCs w:val="22"/>
         </w:rPr>
@@ -12170,7 +12171,7 @@
               <w:rPr>
                 <w:b/>
                 <w:bCs/>
-                <w:color w:val="2A78D6"/>
+                <w:color w:val="D2691E"/>
                 <w:sz w:val="20"/>
                 <w:szCs w:val="20"/>
               </w:rPr>
@@ -12257,7 +12258,7 @@
           <w:bCs/>
           <w:i w:val="false"/>
           <w:iCs w:val="false"/>
-          <w:color w:val="2A78D6"/>
+          <w:color w:val="D2691E"/>
           <w:sz w:val="22"/>
           <w:szCs w:val="22"/>
         </w:rPr>
@@ -12533,7 +12534,7 @@
               <w:rPr>
                 <w:b/>
                 <w:bCs/>
-                <w:color w:val="2A78D6"/>
+                <w:color w:val="D2691E"/>
                 <w:sz w:val="19"/>
                 <w:szCs w:val="19"/>
               </w:rPr>
@@ -12653,7 +12654,7 @@
               <w:rPr>
                 <w:b/>
                 <w:bCs/>
-                <w:color w:val="2A78D6"/>
+                <w:color w:val="D2691E"/>
                 <w:sz w:val="19"/>
                 <w:szCs w:val="19"/>
               </w:rPr>
@@ -12734,7 +12735,7 @@
           <w:bCs/>
           <w:i w:val="false"/>
           <w:iCs w:val="false"/>
-          <w:color w:val="2A78D6"/>
+          <w:color w:val="D2691E"/>
           <w:sz w:val="22"/>
           <w:szCs w:val="22"/>
         </w:rPr>
@@ -12959,7 +12960,7 @@
               <w:rPr>
                 <w:b/>
                 <w:bCs/>
-                <w:color w:val="2A78D6"/>
+                <w:color w:val="D2691E"/>
                 <w:sz w:val="19"/>
                 <w:szCs w:val="19"/>
               </w:rPr>
@@ -14339,7 +14340,7 @@
               <w:rPr>
                 <w:b/>
                 <w:bCs/>
-                <w:color w:val="2A78D6"/>
+                <w:color w:val="D2691E"/>
                 <w:sz w:val="19"/>
                 <w:szCs w:val="19"/>
               </w:rPr>
@@ -14564,7 +14565,7 @@
               <w:rPr>
                 <w:b/>
                 <w:bCs/>
-                <w:color w:val="2A78D6"/>
+                <w:color w:val="D2691E"/>
                 <w:sz w:val="19"/>
                 <w:szCs w:val="19"/>
               </w:rPr>
@@ -14646,11 +14647,29 @@
               <w:rPr>
                 <w:b/>
                 <w:bCs/>
+                <w:color w:val="D2691E"/>
+                <w:sz w:val="20"/>
+                <w:szCs w:val="20"/>
+              </w:rPr>
+              <w:t xml:space="preserve">Ludus</w:t>
+            </w:r>
+            <w:r>
+              <w:rPr>
+                <w:color w:val="0B0B0B"/>
+                <w:sz w:val="20"/>
+                <w:szCs w:val="20"/>
+              </w:rPr>
+              <w:t xml:space="preserve"> is not optional, and it is not decoration. Logging into the call is walking into it; crossing the </w:t>
+            </w:r>
+            <w:r>
+              <w:rPr>
+                <w:b/>
+                <w:bCs/>
                 <w:color w:val="2A78D6"/>
                 <w:sz w:val="20"/>
                 <w:szCs w:val="20"/>
               </w:rPr>
-              <w:t xml:space="preserve">Ludus</w:t>
+              <w:t xml:space="preserve">Door</w:t>
             </w:r>
             <w:r>
               <w:rPr>
@@ -14658,7 +14677,7 @@
                 <w:sz w:val="20"/>
                 <w:szCs w:val="20"/>
               </w:rPr>
-              <w:t xml:space="preserve"> is not optional, and it is not decoration. Logging into the call is walking into it; crossing the </w:t>
+              <w:t xml:space="preserve"> is when the players become their characters; leaving through the </w:t>
             </w:r>
             <w:r>
               <w:rPr>
@@ -14676,7 +14695,7 @@
                 <w:sz w:val="20"/>
                 <w:szCs w:val="20"/>
               </w:rPr>
-              <w:t xml:space="preserve"> is when the players become their characters; leaving through the </w:t>
+              <w:t xml:space="preserve"> is how a session ends. A table that intends to stay behind one </w:t>
             </w:r>
             <w:r>
               <w:rPr>
@@ -14694,31 +14713,13 @@
                 <w:sz w:val="20"/>
                 <w:szCs w:val="20"/>
               </w:rPr>
-              <w:t xml:space="preserve"> is how a session ends. A table that intends to stay behind one </w:t>
-            </w:r>
-            <w:r>
-              <w:rPr>
-                <w:b/>
-                <w:bCs/>
-                <w:color w:val="2A78D6"/>
-                <w:sz w:val="20"/>
-                <w:szCs w:val="20"/>
-              </w:rPr>
-              <w:t xml:space="preserve">Door</w:t>
-            </w:r>
-            <w:r>
-              <w:rPr>
-                <w:color w:val="0B0B0B"/>
-                <w:sz w:val="20"/>
-                <w:szCs w:val="20"/>
-              </w:rPr>
               <w:t xml:space="preserve"> for years still arrives through the </w:t>
             </w:r>
             <w:r>
               <w:rPr>
                 <w:b/>
                 <w:bCs/>
-                <w:color w:val="2A78D6"/>
+                <w:color w:val="D2691E"/>
                 <w:sz w:val="20"/>
                 <w:szCs w:val="20"/>
               </w:rPr>
@@ -15482,7 +15483,7 @@
               <w:rPr>
                 <w:b/>
                 <w:bCs/>
-                <w:color w:val="2A78D6"/>
+                <w:color w:val="D2691E"/>
                 <w:sz w:val="19"/>
                 <w:szCs w:val="19"/>
               </w:rPr>
@@ -15539,7 +15540,7 @@
         <w:rPr>
           <w:b/>
           <w:bCs/>
-          <w:color w:val="2A78D6"/>
+          <w:color w:val="D2691E"/>
           <w:sz w:val="20"/>
           <w:szCs w:val="20"/>
         </w:rPr>
@@ -15974,7 +15975,7 @@
               <w:rPr>
                 <w:b/>
                 <w:bCs/>
-                <w:color w:val="2A78D6"/>
+                <w:color w:val="D2691E"/>
                 <w:sz w:val="19"/>
                 <w:szCs w:val="19"/>
               </w:rPr>
@@ -16031,7 +16032,7 @@
         <w:rPr>
           <w:b/>
           <w:bCs/>
-          <w:color w:val="2A78D6"/>
+          <w:color w:val="D2691E"/>
           <w:sz w:val="20"/>
           <w:szCs w:val="20"/>
         </w:rPr>
@@ -16435,7 +16436,7 @@
               <w:rPr>
                 <w:b/>
                 <w:bCs/>
-                <w:color w:val="2A78D6"/>
+                <w:color w:val="D2691E"/>
                 <w:sz w:val="19"/>
                 <w:szCs w:val="19"/>
               </w:rPr>
@@ -16492,7 +16493,7 @@
         <w:rPr>
           <w:b/>
           <w:bCs/>
-          <w:color w:val="2A78D6"/>
+          <w:color w:val="D2691E"/>
           <w:sz w:val="20"/>
           <w:szCs w:val="20"/>
         </w:rPr>
@@ -16909,7 +16910,7 @@
               <w:rPr>
                 <w:b/>
                 <w:bCs/>
-                <w:color w:val="2A78D6"/>
+                <w:color w:val="D2691E"/>
                 <w:sz w:val="19"/>
                 <w:szCs w:val="19"/>
               </w:rPr>
@@ -17406,7 +17407,7 @@
               <w:rPr>
                 <w:b/>
                 <w:bCs/>
-                <w:color w:val="2A78D6"/>
+                <w:color w:val="D2691E"/>
                 <w:sz w:val="19"/>
                 <w:szCs w:val="19"/>
               </w:rPr>
@@ -17463,7 +17464,7 @@
         <w:rPr>
           <w:b/>
           <w:bCs/>
-          <w:color w:val="2A78D6"/>
+          <w:color w:val="D2691E"/>
           <w:sz w:val="20"/>
           <w:szCs w:val="20"/>
         </w:rPr>
@@ -17509,7 +17510,7 @@
         <w:rPr>
           <w:b/>
           <w:bCs/>
-          <w:color w:val="2A78D6"/>
+          <w:color w:val="D2691E"/>
           <w:sz w:val="20"/>
           <w:szCs w:val="20"/>
         </w:rPr>
@@ -17880,7 +17881,7 @@
               <w:rPr>
                 <w:b/>
                 <w:bCs/>
-                <w:color w:val="2A78D6"/>
+                <w:color w:val="D2691E"/>
                 <w:sz w:val="19"/>
                 <w:szCs w:val="19"/>
               </w:rPr>
@@ -17955,7 +17956,7 @@
         <w:rPr>
           <w:b/>
           <w:bCs/>
-          <w:color w:val="2A78D6"/>
+          <w:color w:val="D2691E"/>
           <w:sz w:val="20"/>
           <w:szCs w:val="20"/>
         </w:rPr>
@@ -18115,7 +18116,7 @@
           <w:sz w:val="22"/>
           <w:szCs w:val="22"/>
         </w:rPr>
-        <w:t xml:space="preserve">Ludify RPL</w:t>
+        <w:t xml:space="preserve">Ludus</w:t>
       </w:r>
       <w:r>
         <w:rPr>
@@ -19601,9 +19602,22 @@
       <w:pBdr>
         <w:top w:val="single" w:color="2A78D6" w:sz="6" w:space="6"/>
       </w:pBdr>
+      <w:tabs>
+        <w:tab w:val="right" w:pos="10080"/>
+      </w:tabs>
       <w:spacing w:before="120"/>
-      <w:jc w:val="right"/>
     </w:pPr>
+    <w:r>
+      <w:rPr>
+        <w:color w:val="898781"/>
+        <w:sz w:val="15"/>
+        <w:szCs w:val="15"/>
+      </w:rPr>
+      <w:t xml:space="preserve">Ludus · Master's Guide · v2.0 · September 2026</w:t>
+    </w:r>
+    <w:r>
+      <w:t xml:space="preserve">	</w:t>
+    </w:r>
     <w:r>
       <w:rPr>
         <w:b/>
